--- a/ISW2_Project.docx
+++ b/ISW2_Project.docx
@@ -444,6 +444,14 @@
     </w:sdt>
     <w:sdt>
       <w:sdtPr>
+        <w:rPr>
+          <w:b w:val="0"/>
+          <w:caps w:val="0"/>
+          <w:color w:val="auto"/>
+          <w:spacing w:val="0"/>
+          <w:sz w:val="20"/>
+          <w:szCs w:val="20"/>
+        </w:rPr>
         <w:id w:val="-625084074"/>
         <w:docPartObj>
           <w:docPartGallery w:val="Table of Contents"/>
@@ -453,11 +461,6 @@
       <w:sdtEndPr>
         <w:rPr>
           <w:bCs/>
-          <w:caps w:val="0"/>
-          <w:color w:val="auto"/>
-          <w:spacing w:val="0"/>
-          <w:sz w:val="20"/>
-          <w:szCs w:val="20"/>
         </w:rPr>
       </w:sdtEndPr>
       <w:sdtContent>
@@ -476,10 +479,7 @@
             <w:tabs>
               <w:tab w:val="right" w:leader="dot" w:pos="9628"/>
             </w:tabs>
-            <w:spacing w:line="360" w:lineRule="auto"/>
             <w:rPr>
-              <w:b/>
-              <w:bCs/>
               <w:noProof/>
               <w:kern w:val="2"/>
               <w:sz w:val="24"/>
@@ -509,20 +509,16 @@
             </w:rPr>
             <w:fldChar w:fldCharType="separate"/>
           </w:r>
-          <w:hyperlink w:anchor="_Toc231662741" w:history="1">
+          <w:hyperlink w:anchor="_Toc231897340" w:history="1">
             <w:r>
               <w:rPr>
                 <w:rStyle w:val="Collegamentoipertestuale"/>
-                <w:b/>
-                <w:bCs/>
                 <w:noProof/>
               </w:rPr>
               <w:t>INTRODUZIONE</w:t>
             </w:r>
             <w:r>
               <w:rPr>
-                <w:b/>
-                <w:bCs/>
                 <w:noProof/>
                 <w:webHidden/>
               </w:rPr>
@@ -530,8 +526,6 @@
             </w:r>
             <w:r>
               <w:rPr>
-                <w:b/>
-                <w:bCs/>
                 <w:noProof/>
                 <w:webHidden/>
               </w:rPr>
@@ -539,25 +533,19 @@
             </w:r>
             <w:r>
               <w:rPr>
-                <w:b/>
-                <w:bCs/>
-                <w:noProof/>
-                <w:webHidden/>
-              </w:rPr>
-              <w:instrText xml:space="preserve"> PAGEREF _Toc231662741 \h </w:instrText>
-            </w:r>
-            <w:r>
-              <w:rPr>
-                <w:b/>
-                <w:bCs/>
-                <w:noProof/>
-                <w:webHidden/>
-              </w:rPr>
-            </w:r>
-            <w:r>
-              <w:rPr>
-                <w:b/>
-                <w:bCs/>
+                <w:noProof/>
+                <w:webHidden/>
+              </w:rPr>
+              <w:instrText xml:space="preserve"> PAGEREF _Toc231897340 \h </w:instrText>
+            </w:r>
+            <w:r>
+              <w:rPr>
+                <w:noProof/>
+                <w:webHidden/>
+              </w:rPr>
+            </w:r>
+            <w:r>
+              <w:rPr>
                 <w:noProof/>
                 <w:webHidden/>
               </w:rPr>
@@ -565,8 +553,6 @@
             </w:r>
             <w:r>
               <w:rPr>
-                <w:b/>
-                <w:bCs/>
                 <w:noProof/>
                 <w:webHidden/>
               </w:rPr>
@@ -574,8 +560,6 @@
             </w:r>
             <w:r>
               <w:rPr>
-                <w:b/>
-                <w:bCs/>
                 <w:noProof/>
                 <w:webHidden/>
               </w:rPr>
@@ -589,10 +573,7 @@
             <w:tabs>
               <w:tab w:val="right" w:leader="dot" w:pos="9628"/>
             </w:tabs>
-            <w:spacing w:line="360" w:lineRule="auto"/>
             <w:rPr>
-              <w:b/>
-              <w:bCs/>
               <w:noProof/>
               <w:kern w:val="2"/>
               <w:sz w:val="24"/>
@@ -601,20 +582,16 @@
               <w14:ligatures w14:val="standardContextual"/>
             </w:rPr>
           </w:pPr>
-          <w:hyperlink w:anchor="_Toc231662742" w:history="1">
+          <w:hyperlink w:anchor="_Toc231897341" w:history="1">
             <w:r>
               <w:rPr>
                 <w:rStyle w:val="Collegamentoipertestuale"/>
-                <w:b/>
-                <w:bCs/>
                 <w:noProof/>
               </w:rPr>
               <w:t>METODOLOGIE ADOTTATE</w:t>
             </w:r>
             <w:r>
               <w:rPr>
-                <w:b/>
-                <w:bCs/>
                 <w:noProof/>
                 <w:webHidden/>
               </w:rPr>
@@ -622,8 +599,6 @@
             </w:r>
             <w:r>
               <w:rPr>
-                <w:b/>
-                <w:bCs/>
                 <w:noProof/>
                 <w:webHidden/>
               </w:rPr>
@@ -631,25 +606,19 @@
             </w:r>
             <w:r>
               <w:rPr>
-                <w:b/>
-                <w:bCs/>
-                <w:noProof/>
-                <w:webHidden/>
-              </w:rPr>
-              <w:instrText xml:space="preserve"> PAGEREF _Toc231662742 \h </w:instrText>
-            </w:r>
-            <w:r>
-              <w:rPr>
-                <w:b/>
-                <w:bCs/>
-                <w:noProof/>
-                <w:webHidden/>
-              </w:rPr>
-            </w:r>
-            <w:r>
-              <w:rPr>
-                <w:b/>
-                <w:bCs/>
+                <w:noProof/>
+                <w:webHidden/>
+              </w:rPr>
+              <w:instrText xml:space="preserve"> PAGEREF _Toc231897341 \h </w:instrText>
+            </w:r>
+            <w:r>
+              <w:rPr>
+                <w:noProof/>
+                <w:webHidden/>
+              </w:rPr>
+            </w:r>
+            <w:r>
+              <w:rPr>
                 <w:noProof/>
                 <w:webHidden/>
               </w:rPr>
@@ -657,8 +626,6 @@
             </w:r>
             <w:r>
               <w:rPr>
-                <w:b/>
-                <w:bCs/>
                 <w:noProof/>
                 <w:webHidden/>
               </w:rPr>
@@ -666,8 +633,6 @@
             </w:r>
             <w:r>
               <w:rPr>
-                <w:b/>
-                <w:bCs/>
                 <w:noProof/>
                 <w:webHidden/>
               </w:rPr>
@@ -681,10 +646,7 @@
             <w:tabs>
               <w:tab w:val="right" w:leader="dot" w:pos="9628"/>
             </w:tabs>
-            <w:spacing w:line="360" w:lineRule="auto"/>
             <w:rPr>
-              <w:b/>
-              <w:bCs/>
               <w:noProof/>
               <w:kern w:val="2"/>
               <w:sz w:val="24"/>
@@ -693,20 +655,16 @@
               <w14:ligatures w14:val="standardContextual"/>
             </w:rPr>
           </w:pPr>
-          <w:hyperlink w:anchor="_Toc231662743" w:history="1">
+          <w:hyperlink w:anchor="_Toc231897342" w:history="1">
             <w:r>
               <w:rPr>
                 <w:rStyle w:val="Collegamentoipertestuale"/>
-                <w:b/>
-                <w:bCs/>
                 <w:noProof/>
               </w:rPr>
               <w:t>Milestone 1</w:t>
             </w:r>
             <w:r>
               <w:rPr>
-                <w:b/>
-                <w:bCs/>
                 <w:noProof/>
                 <w:webHidden/>
               </w:rPr>
@@ -714,8 +672,6 @@
             </w:r>
             <w:r>
               <w:rPr>
-                <w:b/>
-                <w:bCs/>
                 <w:noProof/>
                 <w:webHidden/>
               </w:rPr>
@@ -723,25 +679,19 @@
             </w:r>
             <w:r>
               <w:rPr>
-                <w:b/>
-                <w:bCs/>
-                <w:noProof/>
-                <w:webHidden/>
-              </w:rPr>
-              <w:instrText xml:space="preserve"> PAGEREF _Toc231662743 \h </w:instrText>
-            </w:r>
-            <w:r>
-              <w:rPr>
-                <w:b/>
-                <w:bCs/>
-                <w:noProof/>
-                <w:webHidden/>
-              </w:rPr>
-            </w:r>
-            <w:r>
-              <w:rPr>
-                <w:b/>
-                <w:bCs/>
+                <w:noProof/>
+                <w:webHidden/>
+              </w:rPr>
+              <w:instrText xml:space="preserve"> PAGEREF _Toc231897342 \h </w:instrText>
+            </w:r>
+            <w:r>
+              <w:rPr>
+                <w:noProof/>
+                <w:webHidden/>
+              </w:rPr>
+            </w:r>
+            <w:r>
+              <w:rPr>
                 <w:noProof/>
                 <w:webHidden/>
               </w:rPr>
@@ -749,8 +699,6 @@
             </w:r>
             <w:r>
               <w:rPr>
-                <w:b/>
-                <w:bCs/>
                 <w:noProof/>
                 <w:webHidden/>
               </w:rPr>
@@ -758,8 +706,6 @@
             </w:r>
             <w:r>
               <w:rPr>
-                <w:b/>
-                <w:bCs/>
                 <w:noProof/>
                 <w:webHidden/>
               </w:rPr>
@@ -773,10 +719,7 @@
             <w:tabs>
               <w:tab w:val="right" w:leader="dot" w:pos="9628"/>
             </w:tabs>
-            <w:spacing w:line="360" w:lineRule="auto"/>
             <w:rPr>
-              <w:b/>
-              <w:bCs/>
               <w:noProof/>
               <w:kern w:val="2"/>
               <w:sz w:val="24"/>
@@ -785,20 +728,16 @@
               <w14:ligatures w14:val="standardContextual"/>
             </w:rPr>
           </w:pPr>
-          <w:hyperlink w:anchor="_Toc231662744" w:history="1">
+          <w:hyperlink w:anchor="_Toc231897343" w:history="1">
             <w:r>
               <w:rPr>
                 <w:rStyle w:val="Collegamentoipertestuale"/>
-                <w:b/>
-                <w:bCs/>
                 <w:noProof/>
               </w:rPr>
               <w:t>Milestone 2</w:t>
             </w:r>
             <w:r>
               <w:rPr>
-                <w:b/>
-                <w:bCs/>
                 <w:noProof/>
                 <w:webHidden/>
               </w:rPr>
@@ -806,8 +745,6 @@
             </w:r>
             <w:r>
               <w:rPr>
-                <w:b/>
-                <w:bCs/>
                 <w:noProof/>
                 <w:webHidden/>
               </w:rPr>
@@ -815,25 +752,19 @@
             </w:r>
             <w:r>
               <w:rPr>
-                <w:b/>
-                <w:bCs/>
-                <w:noProof/>
-                <w:webHidden/>
-              </w:rPr>
-              <w:instrText xml:space="preserve"> PAGEREF _Toc231662744 \h </w:instrText>
-            </w:r>
-            <w:r>
-              <w:rPr>
-                <w:b/>
-                <w:bCs/>
-                <w:noProof/>
-                <w:webHidden/>
-              </w:rPr>
-            </w:r>
-            <w:r>
-              <w:rPr>
-                <w:b/>
-                <w:bCs/>
+                <w:noProof/>
+                <w:webHidden/>
+              </w:rPr>
+              <w:instrText xml:space="preserve"> PAGEREF _Toc231897343 \h </w:instrText>
+            </w:r>
+            <w:r>
+              <w:rPr>
+                <w:noProof/>
+                <w:webHidden/>
+              </w:rPr>
+            </w:r>
+            <w:r>
+              <w:rPr>
                 <w:noProof/>
                 <w:webHidden/>
               </w:rPr>
@@ -841,8 +772,6 @@
             </w:r>
             <w:r>
               <w:rPr>
-                <w:b/>
-                <w:bCs/>
                 <w:noProof/>
                 <w:webHidden/>
               </w:rPr>
@@ -850,8 +779,6 @@
             </w:r>
             <w:r>
               <w:rPr>
-                <w:b/>
-                <w:bCs/>
                 <w:noProof/>
                 <w:webHidden/>
               </w:rPr>
@@ -865,10 +792,7 @@
             <w:tabs>
               <w:tab w:val="right" w:leader="dot" w:pos="9628"/>
             </w:tabs>
-            <w:spacing w:line="360" w:lineRule="auto"/>
             <w:rPr>
-              <w:b/>
-              <w:bCs/>
               <w:noProof/>
               <w:kern w:val="2"/>
               <w:sz w:val="24"/>
@@ -877,20 +801,16 @@
               <w14:ligatures w14:val="standardContextual"/>
             </w:rPr>
           </w:pPr>
-          <w:hyperlink w:anchor="_Toc231662745" w:history="1">
+          <w:hyperlink w:anchor="_Toc231897344" w:history="1">
             <w:r>
               <w:rPr>
                 <w:rStyle w:val="Collegamentoipertestuale"/>
-                <w:b/>
-                <w:bCs/>
                 <w:noProof/>
               </w:rPr>
               <w:t>Milestone 3</w:t>
             </w:r>
             <w:r>
               <w:rPr>
-                <w:b/>
-                <w:bCs/>
                 <w:noProof/>
                 <w:webHidden/>
               </w:rPr>
@@ -898,8 +818,6 @@
             </w:r>
             <w:r>
               <w:rPr>
-                <w:b/>
-                <w:bCs/>
                 <w:noProof/>
                 <w:webHidden/>
               </w:rPr>
@@ -907,25 +825,19 @@
             </w:r>
             <w:r>
               <w:rPr>
-                <w:b/>
-                <w:bCs/>
-                <w:noProof/>
-                <w:webHidden/>
-              </w:rPr>
-              <w:instrText xml:space="preserve"> PAGEREF _Toc231662745 \h </w:instrText>
-            </w:r>
-            <w:r>
-              <w:rPr>
-                <w:b/>
-                <w:bCs/>
-                <w:noProof/>
-                <w:webHidden/>
-              </w:rPr>
-            </w:r>
-            <w:r>
-              <w:rPr>
-                <w:b/>
-                <w:bCs/>
+                <w:noProof/>
+                <w:webHidden/>
+              </w:rPr>
+              <w:instrText xml:space="preserve"> PAGEREF _Toc231897344 \h </w:instrText>
+            </w:r>
+            <w:r>
+              <w:rPr>
+                <w:noProof/>
+                <w:webHidden/>
+              </w:rPr>
+            </w:r>
+            <w:r>
+              <w:rPr>
                 <w:noProof/>
                 <w:webHidden/>
               </w:rPr>
@@ -933,8 +845,6 @@
             </w:r>
             <w:r>
               <w:rPr>
-                <w:b/>
-                <w:bCs/>
                 <w:noProof/>
                 <w:webHidden/>
               </w:rPr>
@@ -942,8 +852,6 @@
             </w:r>
             <w:r>
               <w:rPr>
-                <w:b/>
-                <w:bCs/>
                 <w:noProof/>
                 <w:webHidden/>
               </w:rPr>
@@ -957,10 +865,7 @@
             <w:tabs>
               <w:tab w:val="right" w:leader="dot" w:pos="9628"/>
             </w:tabs>
-            <w:spacing w:line="360" w:lineRule="auto"/>
             <w:rPr>
-              <w:b/>
-              <w:bCs/>
               <w:noProof/>
               <w:kern w:val="2"/>
               <w:sz w:val="24"/>
@@ -969,20 +874,16 @@
               <w14:ligatures w14:val="standardContextual"/>
             </w:rPr>
           </w:pPr>
-          <w:hyperlink w:anchor="_Toc231662746" w:history="1">
+          <w:hyperlink w:anchor="_Toc231897345" w:history="1">
             <w:r>
               <w:rPr>
                 <w:rStyle w:val="Collegamentoipertestuale"/>
-                <w:b/>
-                <w:bCs/>
                 <w:noProof/>
               </w:rPr>
               <w:t>Milestone 4</w:t>
             </w:r>
             <w:r>
               <w:rPr>
-                <w:b/>
-                <w:bCs/>
                 <w:noProof/>
                 <w:webHidden/>
               </w:rPr>
@@ -990,8 +891,6 @@
             </w:r>
             <w:r>
               <w:rPr>
-                <w:b/>
-                <w:bCs/>
                 <w:noProof/>
                 <w:webHidden/>
               </w:rPr>
@@ -999,25 +898,19 @@
             </w:r>
             <w:r>
               <w:rPr>
-                <w:b/>
-                <w:bCs/>
-                <w:noProof/>
-                <w:webHidden/>
-              </w:rPr>
-              <w:instrText xml:space="preserve"> PAGEREF _Toc231662746 \h </w:instrText>
-            </w:r>
-            <w:r>
-              <w:rPr>
-                <w:b/>
-                <w:bCs/>
-                <w:noProof/>
-                <w:webHidden/>
-              </w:rPr>
-            </w:r>
-            <w:r>
-              <w:rPr>
-                <w:b/>
-                <w:bCs/>
+                <w:noProof/>
+                <w:webHidden/>
+              </w:rPr>
+              <w:instrText xml:space="preserve"> PAGEREF _Toc231897345 \h </w:instrText>
+            </w:r>
+            <w:r>
+              <w:rPr>
+                <w:noProof/>
+                <w:webHidden/>
+              </w:rPr>
+            </w:r>
+            <w:r>
+              <w:rPr>
                 <w:noProof/>
                 <w:webHidden/>
               </w:rPr>
@@ -1025,8 +918,6 @@
             </w:r>
             <w:r>
               <w:rPr>
-                <w:b/>
-                <w:bCs/>
                 <w:noProof/>
                 <w:webHidden/>
               </w:rPr>
@@ -1034,8 +925,6 @@
             </w:r>
             <w:r>
               <w:rPr>
-                <w:b/>
-                <w:bCs/>
                 <w:noProof/>
                 <w:webHidden/>
               </w:rPr>
@@ -1049,10 +938,7 @@
             <w:tabs>
               <w:tab w:val="right" w:leader="dot" w:pos="9628"/>
             </w:tabs>
-            <w:spacing w:line="360" w:lineRule="auto"/>
             <w:rPr>
-              <w:b/>
-              <w:bCs/>
               <w:noProof/>
               <w:kern w:val="2"/>
               <w:sz w:val="24"/>
@@ -1061,20 +947,16 @@
               <w14:ligatures w14:val="standardContextual"/>
             </w:rPr>
           </w:pPr>
-          <w:hyperlink w:anchor="_Toc231662747" w:history="1">
+          <w:hyperlink w:anchor="_Toc231897346" w:history="1">
             <w:r>
               <w:rPr>
                 <w:rStyle w:val="Collegamentoipertestuale"/>
-                <w:b/>
-                <w:bCs/>
                 <w:noProof/>
               </w:rPr>
               <w:t>RISULTATI OTTENUTI</w:t>
             </w:r>
             <w:r>
               <w:rPr>
-                <w:b/>
-                <w:bCs/>
                 <w:noProof/>
                 <w:webHidden/>
               </w:rPr>
@@ -1082,8 +964,6 @@
             </w:r>
             <w:r>
               <w:rPr>
-                <w:b/>
-                <w:bCs/>
                 <w:noProof/>
                 <w:webHidden/>
               </w:rPr>
@@ -1091,25 +971,19 @@
             </w:r>
             <w:r>
               <w:rPr>
-                <w:b/>
-                <w:bCs/>
-                <w:noProof/>
-                <w:webHidden/>
-              </w:rPr>
-              <w:instrText xml:space="preserve"> PAGEREF _Toc231662747 \h </w:instrText>
-            </w:r>
-            <w:r>
-              <w:rPr>
-                <w:b/>
-                <w:bCs/>
-                <w:noProof/>
-                <w:webHidden/>
-              </w:rPr>
-            </w:r>
-            <w:r>
-              <w:rPr>
-                <w:b/>
-                <w:bCs/>
+                <w:noProof/>
+                <w:webHidden/>
+              </w:rPr>
+              <w:instrText xml:space="preserve"> PAGEREF _Toc231897346 \h </w:instrText>
+            </w:r>
+            <w:r>
+              <w:rPr>
+                <w:noProof/>
+                <w:webHidden/>
+              </w:rPr>
+            </w:r>
+            <w:r>
+              <w:rPr>
                 <w:noProof/>
                 <w:webHidden/>
               </w:rPr>
@@ -1117,8 +991,6 @@
             </w:r>
             <w:r>
               <w:rPr>
-                <w:b/>
-                <w:bCs/>
                 <w:noProof/>
                 <w:webHidden/>
               </w:rPr>
@@ -1126,8 +998,6 @@
             </w:r>
             <w:r>
               <w:rPr>
-                <w:b/>
-                <w:bCs/>
                 <w:noProof/>
                 <w:webHidden/>
               </w:rPr>
@@ -1141,10 +1011,7 @@
             <w:tabs>
               <w:tab w:val="right" w:leader="dot" w:pos="9628"/>
             </w:tabs>
-            <w:spacing w:line="360" w:lineRule="auto"/>
             <w:rPr>
-              <w:b/>
-              <w:bCs/>
               <w:noProof/>
               <w:kern w:val="2"/>
               <w:sz w:val="24"/>
@@ -1153,20 +1020,16 @@
               <w14:ligatures w14:val="standardContextual"/>
             </w:rPr>
           </w:pPr>
-          <w:hyperlink w:anchor="_Toc231662748" w:history="1">
+          <w:hyperlink w:anchor="_Toc231897347" w:history="1">
             <w:r>
               <w:rPr>
                 <w:rStyle w:val="Collegamentoipertestuale"/>
-                <w:b/>
-                <w:bCs/>
                 <w:noProof/>
               </w:rPr>
               <w:t>Milestone 1</w:t>
             </w:r>
             <w:r>
               <w:rPr>
-                <w:b/>
-                <w:bCs/>
                 <w:noProof/>
                 <w:webHidden/>
               </w:rPr>
@@ -1174,8 +1037,6 @@
             </w:r>
             <w:r>
               <w:rPr>
-                <w:b/>
-                <w:bCs/>
                 <w:noProof/>
                 <w:webHidden/>
               </w:rPr>
@@ -1183,25 +1044,19 @@
             </w:r>
             <w:r>
               <w:rPr>
-                <w:b/>
-                <w:bCs/>
-                <w:noProof/>
-                <w:webHidden/>
-              </w:rPr>
-              <w:instrText xml:space="preserve"> PAGEREF _Toc231662748 \h </w:instrText>
-            </w:r>
-            <w:r>
-              <w:rPr>
-                <w:b/>
-                <w:bCs/>
-                <w:noProof/>
-                <w:webHidden/>
-              </w:rPr>
-            </w:r>
-            <w:r>
-              <w:rPr>
-                <w:b/>
-                <w:bCs/>
+                <w:noProof/>
+                <w:webHidden/>
+              </w:rPr>
+              <w:instrText xml:space="preserve"> PAGEREF _Toc231897347 \h </w:instrText>
+            </w:r>
+            <w:r>
+              <w:rPr>
+                <w:noProof/>
+                <w:webHidden/>
+              </w:rPr>
+            </w:r>
+            <w:r>
+              <w:rPr>
                 <w:noProof/>
                 <w:webHidden/>
               </w:rPr>
@@ -1209,8 +1064,6 @@
             </w:r>
             <w:r>
               <w:rPr>
-                <w:b/>
-                <w:bCs/>
                 <w:noProof/>
                 <w:webHidden/>
               </w:rPr>
@@ -1218,8 +1071,6 @@
             </w:r>
             <w:r>
               <w:rPr>
-                <w:b/>
-                <w:bCs/>
                 <w:noProof/>
                 <w:webHidden/>
               </w:rPr>
@@ -1233,10 +1084,7 @@
             <w:tabs>
               <w:tab w:val="right" w:leader="dot" w:pos="9628"/>
             </w:tabs>
-            <w:spacing w:line="360" w:lineRule="auto"/>
             <w:rPr>
-              <w:b/>
-              <w:bCs/>
               <w:noProof/>
               <w:kern w:val="2"/>
               <w:sz w:val="24"/>
@@ -1245,20 +1093,16 @@
               <w14:ligatures w14:val="standardContextual"/>
             </w:rPr>
           </w:pPr>
-          <w:hyperlink w:anchor="_Toc231662749" w:history="1">
+          <w:hyperlink w:anchor="_Toc231897348" w:history="1">
             <w:r>
               <w:rPr>
                 <w:rStyle w:val="Collegamentoipertestuale"/>
-                <w:b/>
-                <w:bCs/>
                 <w:noProof/>
               </w:rPr>
               <w:t>Milestone 2</w:t>
             </w:r>
             <w:r>
               <w:rPr>
-                <w:b/>
-                <w:bCs/>
                 <w:noProof/>
                 <w:webHidden/>
               </w:rPr>
@@ -1266,8 +1110,6 @@
             </w:r>
             <w:r>
               <w:rPr>
-                <w:b/>
-                <w:bCs/>
                 <w:noProof/>
                 <w:webHidden/>
               </w:rPr>
@@ -1275,25 +1117,19 @@
             </w:r>
             <w:r>
               <w:rPr>
-                <w:b/>
-                <w:bCs/>
-                <w:noProof/>
-                <w:webHidden/>
-              </w:rPr>
-              <w:instrText xml:space="preserve"> PAGEREF _Toc231662749 \h </w:instrText>
-            </w:r>
-            <w:r>
-              <w:rPr>
-                <w:b/>
-                <w:bCs/>
-                <w:noProof/>
-                <w:webHidden/>
-              </w:rPr>
-            </w:r>
-            <w:r>
-              <w:rPr>
-                <w:b/>
-                <w:bCs/>
+                <w:noProof/>
+                <w:webHidden/>
+              </w:rPr>
+              <w:instrText xml:space="preserve"> PAGEREF _Toc231897348 \h </w:instrText>
+            </w:r>
+            <w:r>
+              <w:rPr>
+                <w:noProof/>
+                <w:webHidden/>
+              </w:rPr>
+            </w:r>
+            <w:r>
+              <w:rPr>
                 <w:noProof/>
                 <w:webHidden/>
               </w:rPr>
@@ -1301,8 +1137,6 @@
             </w:r>
             <w:r>
               <w:rPr>
-                <w:b/>
-                <w:bCs/>
                 <w:noProof/>
                 <w:webHidden/>
               </w:rPr>
@@ -1310,8 +1144,6 @@
             </w:r>
             <w:r>
               <w:rPr>
-                <w:b/>
-                <w:bCs/>
                 <w:noProof/>
                 <w:webHidden/>
               </w:rPr>
@@ -1325,10 +1157,7 @@
             <w:tabs>
               <w:tab w:val="right" w:leader="dot" w:pos="9628"/>
             </w:tabs>
-            <w:spacing w:line="360" w:lineRule="auto"/>
             <w:rPr>
-              <w:b/>
-              <w:bCs/>
               <w:noProof/>
               <w:kern w:val="2"/>
               <w:sz w:val="24"/>
@@ -1337,20 +1166,16 @@
               <w14:ligatures w14:val="standardContextual"/>
             </w:rPr>
           </w:pPr>
-          <w:hyperlink w:anchor="_Toc231662750" w:history="1">
+          <w:hyperlink w:anchor="_Toc231897349" w:history="1">
             <w:r>
               <w:rPr>
                 <w:rStyle w:val="Collegamentoipertestuale"/>
-                <w:b/>
-                <w:bCs/>
                 <w:noProof/>
               </w:rPr>
               <w:t>Milestone 3</w:t>
             </w:r>
             <w:r>
               <w:rPr>
-                <w:b/>
-                <w:bCs/>
                 <w:noProof/>
                 <w:webHidden/>
               </w:rPr>
@@ -1358,8 +1183,6 @@
             </w:r>
             <w:r>
               <w:rPr>
-                <w:b/>
-                <w:bCs/>
                 <w:noProof/>
                 <w:webHidden/>
               </w:rPr>
@@ -1367,25 +1190,19 @@
             </w:r>
             <w:r>
               <w:rPr>
-                <w:b/>
-                <w:bCs/>
-                <w:noProof/>
-                <w:webHidden/>
-              </w:rPr>
-              <w:instrText xml:space="preserve"> PAGEREF _Toc231662750 \h </w:instrText>
-            </w:r>
-            <w:r>
-              <w:rPr>
-                <w:b/>
-                <w:bCs/>
-                <w:noProof/>
-                <w:webHidden/>
-              </w:rPr>
-            </w:r>
-            <w:r>
-              <w:rPr>
-                <w:b/>
-                <w:bCs/>
+                <w:noProof/>
+                <w:webHidden/>
+              </w:rPr>
+              <w:instrText xml:space="preserve"> PAGEREF _Toc231897349 \h </w:instrText>
+            </w:r>
+            <w:r>
+              <w:rPr>
+                <w:noProof/>
+                <w:webHidden/>
+              </w:rPr>
+            </w:r>
+            <w:r>
+              <w:rPr>
                 <w:noProof/>
                 <w:webHidden/>
               </w:rPr>
@@ -1393,8 +1210,6 @@
             </w:r>
             <w:r>
               <w:rPr>
-                <w:b/>
-                <w:bCs/>
                 <w:noProof/>
                 <w:webHidden/>
               </w:rPr>
@@ -1402,8 +1217,6 @@
             </w:r>
             <w:r>
               <w:rPr>
-                <w:b/>
-                <w:bCs/>
                 <w:noProof/>
                 <w:webHidden/>
               </w:rPr>
@@ -1417,10 +1230,7 @@
             <w:tabs>
               <w:tab w:val="right" w:leader="dot" w:pos="9628"/>
             </w:tabs>
-            <w:spacing w:line="360" w:lineRule="auto"/>
             <w:rPr>
-              <w:b/>
-              <w:bCs/>
               <w:noProof/>
               <w:kern w:val="2"/>
               <w:sz w:val="24"/>
@@ -1429,20 +1239,16 @@
               <w14:ligatures w14:val="standardContextual"/>
             </w:rPr>
           </w:pPr>
-          <w:hyperlink w:anchor="_Toc231662751" w:history="1">
+          <w:hyperlink w:anchor="_Toc231897350" w:history="1">
             <w:r>
               <w:rPr>
                 <w:rStyle w:val="Collegamentoipertestuale"/>
-                <w:b/>
-                <w:bCs/>
                 <w:noProof/>
               </w:rPr>
               <w:t>Milestone 4</w:t>
             </w:r>
             <w:r>
               <w:rPr>
-                <w:b/>
-                <w:bCs/>
                 <w:noProof/>
                 <w:webHidden/>
               </w:rPr>
@@ -1450,8 +1256,6 @@
             </w:r>
             <w:r>
               <w:rPr>
-                <w:b/>
-                <w:bCs/>
                 <w:noProof/>
                 <w:webHidden/>
               </w:rPr>
@@ -1459,25 +1263,19 @@
             </w:r>
             <w:r>
               <w:rPr>
-                <w:b/>
-                <w:bCs/>
-                <w:noProof/>
-                <w:webHidden/>
-              </w:rPr>
-              <w:instrText xml:space="preserve"> PAGEREF _Toc231662751 \h </w:instrText>
-            </w:r>
-            <w:r>
-              <w:rPr>
-                <w:b/>
-                <w:bCs/>
-                <w:noProof/>
-                <w:webHidden/>
-              </w:rPr>
-            </w:r>
-            <w:r>
-              <w:rPr>
-                <w:b/>
-                <w:bCs/>
+                <w:noProof/>
+                <w:webHidden/>
+              </w:rPr>
+              <w:instrText xml:space="preserve"> PAGEREF _Toc231897350 \h </w:instrText>
+            </w:r>
+            <w:r>
+              <w:rPr>
+                <w:noProof/>
+                <w:webHidden/>
+              </w:rPr>
+            </w:r>
+            <w:r>
+              <w:rPr>
                 <w:noProof/>
                 <w:webHidden/>
               </w:rPr>
@@ -1485,8 +1283,6 @@
             </w:r>
             <w:r>
               <w:rPr>
-                <w:b/>
-                <w:bCs/>
                 <w:noProof/>
                 <w:webHidden/>
               </w:rPr>
@@ -1494,8 +1290,6 @@
             </w:r>
             <w:r>
               <w:rPr>
-                <w:b/>
-                <w:bCs/>
                 <w:noProof/>
                 <w:webHidden/>
               </w:rPr>
@@ -1509,10 +1303,7 @@
             <w:tabs>
               <w:tab w:val="right" w:leader="dot" w:pos="9628"/>
             </w:tabs>
-            <w:spacing w:line="360" w:lineRule="auto"/>
             <w:rPr>
-              <w:b/>
-              <w:bCs/>
               <w:noProof/>
               <w:kern w:val="2"/>
               <w:sz w:val="24"/>
@@ -1521,20 +1312,16 @@
               <w14:ligatures w14:val="standardContextual"/>
             </w:rPr>
           </w:pPr>
-          <w:hyperlink w:anchor="_Toc231662752" w:history="1">
+          <w:hyperlink w:anchor="_Toc231897351" w:history="1">
             <w:r>
               <w:rPr>
                 <w:rStyle w:val="Collegamentoipertestuale"/>
-                <w:b/>
-                <w:bCs/>
                 <w:noProof/>
               </w:rPr>
               <w:t>MINACCE ALLA VALIDITÀ</w:t>
             </w:r>
             <w:r>
               <w:rPr>
-                <w:b/>
-                <w:bCs/>
                 <w:noProof/>
                 <w:webHidden/>
               </w:rPr>
@@ -1542,8 +1329,6 @@
             </w:r>
             <w:r>
               <w:rPr>
-                <w:b/>
-                <w:bCs/>
                 <w:noProof/>
                 <w:webHidden/>
               </w:rPr>
@@ -1551,25 +1336,19 @@
             </w:r>
             <w:r>
               <w:rPr>
-                <w:b/>
-                <w:bCs/>
-                <w:noProof/>
-                <w:webHidden/>
-              </w:rPr>
-              <w:instrText xml:space="preserve"> PAGEREF _Toc231662752 \h </w:instrText>
-            </w:r>
-            <w:r>
-              <w:rPr>
-                <w:b/>
-                <w:bCs/>
-                <w:noProof/>
-                <w:webHidden/>
-              </w:rPr>
-            </w:r>
-            <w:r>
-              <w:rPr>
-                <w:b/>
-                <w:bCs/>
+                <w:noProof/>
+                <w:webHidden/>
+              </w:rPr>
+              <w:instrText xml:space="preserve"> PAGEREF _Toc231897351 \h </w:instrText>
+            </w:r>
+            <w:r>
+              <w:rPr>
+                <w:noProof/>
+                <w:webHidden/>
+              </w:rPr>
+            </w:r>
+            <w:r>
+              <w:rPr>
                 <w:noProof/>
                 <w:webHidden/>
               </w:rPr>
@@ -1577,8 +1356,6 @@
             </w:r>
             <w:r>
               <w:rPr>
-                <w:b/>
-                <w:bCs/>
                 <w:noProof/>
                 <w:webHidden/>
               </w:rPr>
@@ -1586,8 +1363,6 @@
             </w:r>
             <w:r>
               <w:rPr>
-                <w:b/>
-                <w:bCs/>
                 <w:noProof/>
                 <w:webHidden/>
               </w:rPr>
@@ -1601,10 +1376,7 @@
             <w:tabs>
               <w:tab w:val="right" w:leader="dot" w:pos="9628"/>
             </w:tabs>
-            <w:spacing w:line="360" w:lineRule="auto"/>
             <w:rPr>
-              <w:b/>
-              <w:bCs/>
               <w:noProof/>
               <w:kern w:val="2"/>
               <w:sz w:val="24"/>
@@ -1613,20 +1385,16 @@
               <w14:ligatures w14:val="standardContextual"/>
             </w:rPr>
           </w:pPr>
-          <w:hyperlink w:anchor="_Toc231662753" w:history="1">
+          <w:hyperlink w:anchor="_Toc231897352" w:history="1">
             <w:r>
               <w:rPr>
                 <w:rStyle w:val="Collegamentoipertestuale"/>
-                <w:b/>
-                <w:bCs/>
                 <w:noProof/>
               </w:rPr>
               <w:t>Decisioni e conseguenze</w:t>
             </w:r>
             <w:r>
               <w:rPr>
-                <w:b/>
-                <w:bCs/>
                 <w:noProof/>
                 <w:webHidden/>
               </w:rPr>
@@ -1634,8 +1402,6 @@
             </w:r>
             <w:r>
               <w:rPr>
-                <w:b/>
-                <w:bCs/>
                 <w:noProof/>
                 <w:webHidden/>
               </w:rPr>
@@ -1643,25 +1409,19 @@
             </w:r>
             <w:r>
               <w:rPr>
-                <w:b/>
-                <w:bCs/>
-                <w:noProof/>
-                <w:webHidden/>
-              </w:rPr>
-              <w:instrText xml:space="preserve"> PAGEREF _Toc231662753 \h </w:instrText>
-            </w:r>
-            <w:r>
-              <w:rPr>
-                <w:b/>
-                <w:bCs/>
-                <w:noProof/>
-                <w:webHidden/>
-              </w:rPr>
-            </w:r>
-            <w:r>
-              <w:rPr>
-                <w:b/>
-                <w:bCs/>
+                <w:noProof/>
+                <w:webHidden/>
+              </w:rPr>
+              <w:instrText xml:space="preserve"> PAGEREF _Toc231897352 \h </w:instrText>
+            </w:r>
+            <w:r>
+              <w:rPr>
+                <w:noProof/>
+                <w:webHidden/>
+              </w:rPr>
+            </w:r>
+            <w:r>
+              <w:rPr>
                 <w:noProof/>
                 <w:webHidden/>
               </w:rPr>
@@ -1669,8 +1429,6 @@
             </w:r>
             <w:r>
               <w:rPr>
-                <w:b/>
-                <w:bCs/>
                 <w:noProof/>
                 <w:webHidden/>
               </w:rPr>
@@ -1678,8 +1436,6 @@
             </w:r>
             <w:r>
               <w:rPr>
-                <w:b/>
-                <w:bCs/>
                 <w:noProof/>
                 <w:webHidden/>
               </w:rPr>
@@ -1693,10 +1449,7 @@
             <w:tabs>
               <w:tab w:val="right" w:leader="dot" w:pos="9628"/>
             </w:tabs>
-            <w:spacing w:line="360" w:lineRule="auto"/>
             <w:rPr>
-              <w:b/>
-              <w:bCs/>
               <w:noProof/>
               <w:kern w:val="2"/>
               <w:sz w:val="24"/>
@@ -1705,20 +1458,16 @@
               <w14:ligatures w14:val="standardContextual"/>
             </w:rPr>
           </w:pPr>
-          <w:hyperlink w:anchor="_Toc231662754" w:history="1">
+          <w:hyperlink w:anchor="_Toc231897353" w:history="1">
             <w:r>
               <w:rPr>
                 <w:rStyle w:val="Collegamentoipertestuale"/>
-                <w:b/>
-                <w:bCs/>
                 <w:noProof/>
               </w:rPr>
               <w:t>CONCLUSIONI</w:t>
             </w:r>
             <w:r>
               <w:rPr>
-                <w:b/>
-                <w:bCs/>
                 <w:noProof/>
                 <w:webHidden/>
               </w:rPr>
@@ -1726,8 +1475,6 @@
             </w:r>
             <w:r>
               <w:rPr>
-                <w:b/>
-                <w:bCs/>
                 <w:noProof/>
                 <w:webHidden/>
               </w:rPr>
@@ -1735,25 +1482,19 @@
             </w:r>
             <w:r>
               <w:rPr>
-                <w:b/>
-                <w:bCs/>
-                <w:noProof/>
-                <w:webHidden/>
-              </w:rPr>
-              <w:instrText xml:space="preserve"> PAGEREF _Toc231662754 \h </w:instrText>
-            </w:r>
-            <w:r>
-              <w:rPr>
-                <w:b/>
-                <w:bCs/>
-                <w:noProof/>
-                <w:webHidden/>
-              </w:rPr>
-            </w:r>
-            <w:r>
-              <w:rPr>
-                <w:b/>
-                <w:bCs/>
+                <w:noProof/>
+                <w:webHidden/>
+              </w:rPr>
+              <w:instrText xml:space="preserve"> PAGEREF _Toc231897353 \h </w:instrText>
+            </w:r>
+            <w:r>
+              <w:rPr>
+                <w:noProof/>
+                <w:webHidden/>
+              </w:rPr>
+            </w:r>
+            <w:r>
+              <w:rPr>
                 <w:noProof/>
                 <w:webHidden/>
               </w:rPr>
@@ -1761,8 +1502,6 @@
             </w:r>
             <w:r>
               <w:rPr>
-                <w:b/>
-                <w:bCs/>
                 <w:noProof/>
                 <w:webHidden/>
               </w:rPr>
@@ -1770,8 +1509,6 @@
             </w:r>
             <w:r>
               <w:rPr>
-                <w:b/>
-                <w:bCs/>
                 <w:noProof/>
                 <w:webHidden/>
               </w:rPr>
@@ -1781,14 +1518,11 @@
         </w:p>
         <w:p>
           <w:pPr>
-            <w:pStyle w:val="Sommario1"/>
+            <w:pStyle w:val="Sommario2"/>
             <w:tabs>
               <w:tab w:val="right" w:leader="dot" w:pos="9628"/>
             </w:tabs>
-            <w:spacing w:line="360" w:lineRule="auto"/>
             <w:rPr>
-              <w:b/>
-              <w:bCs/>
               <w:noProof/>
               <w:kern w:val="2"/>
               <w:sz w:val="24"/>
@@ -1797,20 +1531,16 @@
               <w14:ligatures w14:val="standardContextual"/>
             </w:rPr>
           </w:pPr>
-          <w:hyperlink w:anchor="_Toc231662755" w:history="1">
+          <w:hyperlink w:anchor="_Toc231897354" w:history="1">
             <w:r>
               <w:rPr>
                 <w:rStyle w:val="Collegamentoipertestuale"/>
-                <w:b/>
-                <w:bCs/>
-                <w:noProof/>
-              </w:rPr>
-              <w:t>MESSAGGI CHIAVE</w:t>
-            </w:r>
-            <w:r>
-              <w:rPr>
-                <w:b/>
-                <w:bCs/>
+                <w:noProof/>
+              </w:rPr>
+              <w:t>Messaggi chiave</w:t>
+            </w:r>
+            <w:r>
+              <w:rPr>
                 <w:noProof/>
                 <w:webHidden/>
               </w:rPr>
@@ -1818,8 +1548,6 @@
             </w:r>
             <w:r>
               <w:rPr>
-                <w:b/>
-                <w:bCs/>
                 <w:noProof/>
                 <w:webHidden/>
               </w:rPr>
@@ -1827,25 +1555,19 @@
             </w:r>
             <w:r>
               <w:rPr>
-                <w:b/>
-                <w:bCs/>
-                <w:noProof/>
-                <w:webHidden/>
-              </w:rPr>
-              <w:instrText xml:space="preserve"> PAGEREF _Toc231662755 \h </w:instrText>
-            </w:r>
-            <w:r>
-              <w:rPr>
-                <w:b/>
-                <w:bCs/>
-                <w:noProof/>
-                <w:webHidden/>
-              </w:rPr>
-            </w:r>
-            <w:r>
-              <w:rPr>
-                <w:b/>
-                <w:bCs/>
+                <w:noProof/>
+                <w:webHidden/>
+              </w:rPr>
+              <w:instrText xml:space="preserve"> PAGEREF _Toc231897354 \h </w:instrText>
+            </w:r>
+            <w:r>
+              <w:rPr>
+                <w:noProof/>
+                <w:webHidden/>
+              </w:rPr>
+            </w:r>
+            <w:r>
+              <w:rPr>
                 <w:noProof/>
                 <w:webHidden/>
               </w:rPr>
@@ -1853,17 +1575,13 @@
             </w:r>
             <w:r>
               <w:rPr>
-                <w:b/>
-                <w:bCs/>
-                <w:noProof/>
-                <w:webHidden/>
-              </w:rPr>
-              <w:t>7</w:t>
-            </w:r>
-            <w:r>
-              <w:rPr>
-                <w:b/>
-                <w:bCs/>
+                <w:noProof/>
+                <w:webHidden/>
+              </w:rPr>
+              <w:t>6</w:t>
+            </w:r>
+            <w:r>
+              <w:rPr>
                 <w:noProof/>
                 <w:webHidden/>
               </w:rPr>
@@ -1980,7 +1698,7 @@
         <w:pStyle w:val="Titolo1"/>
         <w:spacing w:line="360" w:lineRule="auto"/>
       </w:pPr>
-      <w:bookmarkStart w:id="0" w:name="_Toc231662741"/>
+      <w:bookmarkStart w:id="0" w:name="_Toc231897340"/>
       <w:r>
         <w:t>INTRODUZIONE</w:t>
       </w:r>
@@ -2159,7 +1877,7 @@
         <w:pStyle w:val="Titolo1"/>
         <w:spacing w:line="360" w:lineRule="auto"/>
       </w:pPr>
-      <w:bookmarkStart w:id="1" w:name="_Toc231662742"/>
+      <w:bookmarkStart w:id="1" w:name="_Toc231897341"/>
       <w:r>
         <w:t>METODOLOGIE ADOTTATE</w:t>
       </w:r>
@@ -2170,7 +1888,7 @@
         <w:pStyle w:val="Titolo2"/>
         <w:spacing w:line="360" w:lineRule="auto"/>
       </w:pPr>
-      <w:bookmarkStart w:id="2" w:name="_Toc231662743"/>
+      <w:bookmarkStart w:id="2" w:name="_Toc231897342"/>
       <w:r>
         <w:t>Milestone 1</w:t>
       </w:r>
@@ -2191,7 +1909,7 @@
         <w:pStyle w:val="Titolo2"/>
         <w:spacing w:line="360" w:lineRule="auto"/>
       </w:pPr>
-      <w:bookmarkStart w:id="3" w:name="_Toc231662744"/>
+      <w:bookmarkStart w:id="3" w:name="_Toc231897343"/>
       <w:r>
         <w:t>Milestone 2</w:t>
       </w:r>
@@ -2212,7 +1930,7 @@
         <w:pStyle w:val="Titolo2"/>
         <w:spacing w:line="360" w:lineRule="auto"/>
       </w:pPr>
-      <w:bookmarkStart w:id="4" w:name="_Toc231662745"/>
+      <w:bookmarkStart w:id="4" w:name="_Toc231897344"/>
       <w:r>
         <w:t>Milestone 3</w:t>
       </w:r>
@@ -2233,7 +1951,7 @@
         <w:pStyle w:val="Titolo2"/>
         <w:spacing w:line="360" w:lineRule="auto"/>
       </w:pPr>
-      <w:bookmarkStart w:id="5" w:name="_Toc231662746"/>
+      <w:bookmarkStart w:id="5" w:name="_Toc231897345"/>
       <w:r>
         <w:t>Milestone 4</w:t>
       </w:r>
@@ -2346,7 +2064,7 @@
         <w:pStyle w:val="Titolo1"/>
         <w:spacing w:line="360" w:lineRule="auto"/>
       </w:pPr>
-      <w:bookmarkStart w:id="6" w:name="_Toc231662747"/>
+      <w:bookmarkStart w:id="6" w:name="_Toc231897346"/>
       <w:r>
         <w:t>RISULTATI OTTENUTI</w:t>
       </w:r>
@@ -2357,7 +2075,7 @@
         <w:pStyle w:val="Titolo2"/>
         <w:spacing w:line="360" w:lineRule="auto"/>
       </w:pPr>
-      <w:bookmarkStart w:id="7" w:name="_Toc231662748"/>
+      <w:bookmarkStart w:id="7" w:name="_Toc231897347"/>
       <w:r>
         <w:t>Milestone 1</w:t>
       </w:r>
@@ -2378,7 +2096,7 @@
         <w:pStyle w:val="Titolo2"/>
         <w:spacing w:line="360" w:lineRule="auto"/>
       </w:pPr>
-      <w:bookmarkStart w:id="8" w:name="_Toc231662749"/>
+      <w:bookmarkStart w:id="8" w:name="_Toc231897348"/>
       <w:r>
         <w:t>Milestone 2</w:t>
       </w:r>
@@ -2399,7 +2117,7 @@
         <w:pStyle w:val="Titolo2"/>
         <w:spacing w:line="360" w:lineRule="auto"/>
       </w:pPr>
-      <w:bookmarkStart w:id="9" w:name="_Toc231662750"/>
+      <w:bookmarkStart w:id="9" w:name="_Toc231897349"/>
       <w:r>
         <w:t>Milestone 3</w:t>
       </w:r>
@@ -2420,7 +2138,7 @@
         <w:pStyle w:val="Titolo2"/>
         <w:spacing w:line="360" w:lineRule="auto"/>
       </w:pPr>
-      <w:bookmarkStart w:id="10" w:name="_Toc231662751"/>
+      <w:bookmarkStart w:id="10" w:name="_Toc231897350"/>
       <w:r>
         <w:t>Milestone 4</w:t>
       </w:r>
@@ -2516,7 +2234,7 @@
         <w:pStyle w:val="Titolo1"/>
         <w:spacing w:line="360" w:lineRule="auto"/>
       </w:pPr>
-      <w:bookmarkStart w:id="11" w:name="_Toc231662752"/>
+      <w:bookmarkStart w:id="11" w:name="_Toc231897351"/>
       <w:r>
         <w:t>MINACCE ALLA VALIDITÀ</w:t>
       </w:r>
@@ -2527,7 +2245,7 @@
         <w:pStyle w:val="Titolo2"/>
         <w:spacing w:line="360" w:lineRule="auto"/>
       </w:pPr>
-      <w:bookmarkStart w:id="12" w:name="_Toc231662753"/>
+      <w:bookmarkStart w:id="12" w:name="_Toc231897352"/>
       <w:r>
         <w:t>D</w:t>
       </w:r>
@@ -2676,7 +2394,7 @@
         <w:pStyle w:val="Titolo1"/>
         <w:spacing w:line="360" w:lineRule="auto"/>
       </w:pPr>
-      <w:bookmarkStart w:id="13" w:name="_Toc231662754"/>
+      <w:bookmarkStart w:id="13" w:name="_Toc231897353"/>
       <w:r>
         <w:t>CONCLUSIONI</w:t>
       </w:r>
@@ -2684,164 +2402,13 @@
     </w:p>
     <w:p>
       <w:pPr>
-        <w:spacing w:line="360" w:lineRule="auto"/>
-      </w:pPr>
-    </w:p>
-    <w:p>
-      <w:pPr>
-        <w:spacing w:line="360" w:lineRule="auto"/>
-      </w:pPr>
-    </w:p>
-    <w:p>
-      <w:pPr>
-        <w:spacing w:line="360" w:lineRule="auto"/>
-      </w:pPr>
-    </w:p>
-    <w:p>
-      <w:pPr>
-        <w:spacing w:line="360" w:lineRule="auto"/>
-      </w:pPr>
-    </w:p>
-    <w:p>
-      <w:pPr>
-        <w:spacing w:line="360" w:lineRule="auto"/>
-      </w:pPr>
-    </w:p>
-    <w:p>
-      <w:pPr>
-        <w:spacing w:line="360" w:lineRule="auto"/>
-      </w:pPr>
-    </w:p>
-    <w:p>
-      <w:pPr>
-        <w:spacing w:line="360" w:lineRule="auto"/>
-      </w:pPr>
-    </w:p>
-    <w:p>
-      <w:pPr>
-        <w:spacing w:line="360" w:lineRule="auto"/>
-      </w:pPr>
-    </w:p>
-    <w:p>
-      <w:pPr>
-        <w:spacing w:line="360" w:lineRule="auto"/>
-      </w:pPr>
-    </w:p>
-    <w:p>
-      <w:pPr>
-        <w:spacing w:line="360" w:lineRule="auto"/>
-      </w:pPr>
-    </w:p>
-    <w:p>
-      <w:pPr>
-        <w:spacing w:line="360" w:lineRule="auto"/>
-      </w:pPr>
-    </w:p>
-    <w:p>
-      <w:pPr>
-        <w:spacing w:line="360" w:lineRule="auto"/>
-      </w:pPr>
-    </w:p>
-    <w:p>
-      <w:pPr>
-        <w:spacing w:line="360" w:lineRule="auto"/>
-      </w:pPr>
-    </w:p>
-    <w:p>
-      <w:pPr>
-        <w:spacing w:line="360" w:lineRule="auto"/>
-      </w:pPr>
-    </w:p>
-    <w:p>
-      <w:pPr>
-        <w:spacing w:line="360" w:lineRule="auto"/>
-      </w:pPr>
-    </w:p>
-    <w:p>
-      <w:pPr>
-        <w:spacing w:line="360" w:lineRule="auto"/>
-      </w:pPr>
-    </w:p>
-    <w:p>
-      <w:pPr>
-        <w:spacing w:line="360" w:lineRule="auto"/>
-      </w:pPr>
-    </w:p>
-    <w:p>
-      <w:pPr>
-        <w:spacing w:line="360" w:lineRule="auto"/>
-      </w:pPr>
-    </w:p>
-    <w:p>
-      <w:pPr>
-        <w:spacing w:line="360" w:lineRule="auto"/>
-      </w:pPr>
-    </w:p>
-    <w:p>
-      <w:pPr>
-        <w:spacing w:line="360" w:lineRule="auto"/>
-      </w:pPr>
-    </w:p>
-    <w:p>
-      <w:pPr>
-        <w:spacing w:line="360" w:lineRule="auto"/>
-      </w:pPr>
-    </w:p>
-    <w:p>
-      <w:pPr>
-        <w:spacing w:line="360" w:lineRule="auto"/>
-      </w:pPr>
-    </w:p>
-    <w:p>
-      <w:pPr>
-        <w:spacing w:line="360" w:lineRule="auto"/>
-      </w:pPr>
-    </w:p>
-    <w:p>
-      <w:pPr>
-        <w:spacing w:line="360" w:lineRule="auto"/>
-      </w:pPr>
-    </w:p>
-    <w:p>
-      <w:pPr>
-        <w:spacing w:line="360" w:lineRule="auto"/>
-      </w:pPr>
-    </w:p>
-    <w:p>
-      <w:pPr>
-        <w:spacing w:line="360" w:lineRule="auto"/>
-      </w:pPr>
-    </w:p>
-    <w:p>
-      <w:pPr>
-        <w:spacing w:line="360" w:lineRule="auto"/>
-      </w:pPr>
-    </w:p>
-    <w:p>
-      <w:pPr>
-        <w:spacing w:line="360" w:lineRule="auto"/>
-      </w:pPr>
-    </w:p>
-    <w:p>
-      <w:pPr>
-        <w:pStyle w:val="Titolo1"/>
-        <w:spacing w:line="360" w:lineRule="auto"/>
-      </w:pPr>
-      <w:bookmarkStart w:id="14" w:name="_Toc231662755"/>
+        <w:pStyle w:val="Titolo2"/>
+      </w:pPr>
+      <w:bookmarkStart w:id="14" w:name="_Toc231897354"/>
       <w:r>
-        <w:t>MESSAGGI CHIAVE</w:t>
+        <w:t>Messaggi chiave</w:t>
       </w:r>
       <w:bookmarkEnd w:id="14"/>
-    </w:p>
-    <w:p>
-      <w:pPr>
-        <w:spacing w:line="360" w:lineRule="auto"/>
-      </w:pPr>
-    </w:p>
-    <w:p>
-      <w:pPr>
-        <w:spacing w:line="360" w:lineRule="auto"/>
-      </w:pPr>
     </w:p>
     <w:sectPr>
       <w:pgSz w:w="11906" w:h="16838"/>
@@ -4230,10 +3797,22 @@
 </CoverPageProperties>
 </file>
 
+<file path=customXml/item2.xml><?xml version="1.0" encoding="utf-8"?>
+<b:Sources xmlns:b="http://schemas.openxmlformats.org/officeDocument/2006/bibliography" xmlns="http://schemas.openxmlformats.org/officeDocument/2006/bibliography" SelectedStyle="\APASixthEditionOfficeOnline.xsl" StyleName="APA" Version="6"/>
+</file>
+
 <file path=customXml/itemProps1.xml><?xml version="1.0" encoding="utf-8"?>
 <ds:datastoreItem xmlns:ds="http://schemas.openxmlformats.org/officeDocument/2006/customXml" ds:itemID="{55AF091B-3C7A-41E3-B477-F2FDAA23CFDA}">
   <ds:schemaRefs>
     <ds:schemaRef ds:uri="http://schemas.microsoft.com/office/2006/coverPageProps"/>
   </ds:schemaRefs>
 </ds:datastoreItem>
+</file>
+
+<file path=customXml/itemProps2.xml><?xml version="1.0" encoding="utf-8"?>
+<ds:datastoreItem xmlns:ds="http://schemas.openxmlformats.org/officeDocument/2006/customXml" ds:itemID="{A9C3B3EC-8737-4257-934E-600FB6641192}">
+  <ds:schemaRefs>
+    <ds:schemaRef ds:uri="http://schemas.openxmlformats.org/officeDocument/2006/bibliography"/>
+  </ds:schemaRefs>
+</ds:datastoreItem>
 </file>